--- a/public/templates/emprestimo_fraudulento_inss.docx
+++ b/public/templates/emprestimo_fraudulento_inss.docx
@@ -1596,7 +1596,7 @@
           <w:sz w:val="22"/>
           <w:szCs w:val="22"/>
         </w:rPr>
-        <w:t>186.386.637-7</w:t>
+        <w:t>________</w:t>
       </w:r>
       <w:r>
         <w:rPr>
@@ -1661,7 +1661,7 @@
           <w:sz w:val="22"/>
           <w:szCs w:val="22"/>
         </w:rPr>
-        <w:t>16/11/2020</w:t>
+        <w:t>________</w:t>
       </w:r>
       <w:r>
         <w:rPr>
@@ -1701,7 +1701,7 @@
           <w:sz w:val="22"/>
           <w:szCs w:val="22"/>
         </w:rPr>
-        <w:t>contrato de empréstimo consignado nº 628864912</w:t>
+        <w:t>contrato de empréstimo consignado nº ________</w:t>
       </w:r>
       <w:r>
         <w:rPr>
@@ -1721,7 +1721,7 @@
           <w:sz w:val="22"/>
           <w:szCs w:val="22"/>
         </w:rPr>
-        <w:t>R$ 3.671,00 (três mil, seiscentos e setenta e um reais)</w:t>
+        <w:t>R$ ________ (________)</w:t>
       </w:r>
       <w:r>
         <w:rPr>
@@ -1741,7 +1741,7 @@
           <w:sz w:val="22"/>
           <w:szCs w:val="22"/>
         </w:rPr>
-        <w:t>84 (oitenta e quatro) parcelas mensais de R$ 79,00 (setenta e nove reais)</w:t>
+        <w:t>________ parcelas mensais de R$ ________ (________)</w:t>
       </w:r>
       <w:r>
         <w:rPr>
@@ -1761,7 +1761,7 @@
           <w:sz w:val="22"/>
           <w:szCs w:val="22"/>
         </w:rPr>
-        <w:t>dezembro de 2020</w:t>
+        <w:t>________</w:t>
       </w:r>
       <w:r>
         <w:rPr>
@@ -1781,7 +1781,7 @@
           <w:sz w:val="22"/>
           <w:szCs w:val="22"/>
         </w:rPr>
-        <w:t>novembro de 2024</w:t>
+        <w:t>________</w:t>
       </w:r>
       <w:r>
         <w:rPr>
@@ -1987,7 +1987,7 @@
           <w:sz w:val="22"/>
           <w:szCs w:val="22"/>
         </w:rPr>
-        <w:t>integralmente a validade do contrato nº 628864912</w:t>
+        <w:t>integralmente a validade do contrato nº ________</w:t>
       </w:r>
       <w:r>
         <w:rPr>
@@ -2391,7 +2391,7 @@
           <w:sz w:val="22"/>
           <w:szCs w:val="22"/>
         </w:rPr>
-        <w:t>baixa do contrato nº 628864912</w:t>
+        <w:t>baixa do contrato nº ________</w:t>
       </w:r>
       <w:r>
         <w:rPr>
@@ -2448,7 +2448,7 @@
           <w:sz w:val="22"/>
           <w:szCs w:val="22"/>
         </w:rPr>
-        <w:t>idêntico valor de parcela (R$ 79,00)</w:t>
+        <w:t>idêntico valor de parcela (R$ ________)</w:t>
       </w:r>
       <w:r>
         <w:rPr>
@@ -2715,7 +2715,7 @@
           <w:sz w:val="22"/>
           <w:szCs w:val="22"/>
         </w:rPr>
-        <w:t>(R$ 79,00)</w:t>
+        <w:t>(R$ ________)</w:t>
       </w:r>
       <w:r>
         <w:rPr>
@@ -3218,7 +3218,7 @@
           <w:sz w:val="22"/>
           <w:szCs w:val="22"/>
         </w:rPr>
-        <w:t>dezembro de 2020 e janeiro de 2026</w:t>
+        <w:t>________ e janeiro de 2026</w:t>
       </w:r>
       <w:r>
         <w:rPr>
@@ -3256,7 +3256,7 @@
           <w:sz w:val="22"/>
           <w:szCs w:val="22"/>
         </w:rPr>
-        <w:t>R$ 79,00</w:t>
+        <w:t>R$ ________</w:t>
       </w:r>
       <w:r>
         <w:rPr>
@@ -3630,7 +3630,7 @@
                 <w:sz w:val="20"/>
                 <w:szCs w:val="20"/>
               </w:rPr>
-              <w:t>R$ 79,00</w:t>
+              <w:t>R$ ________</w:t>
             </w:r>
           </w:p>
         </w:tc>
@@ -3737,7 +3737,7 @@
                 <w:sz w:val="20"/>
                 <w:szCs w:val="20"/>
               </w:rPr>
-              <w:t>R$ 79,00</w:t>
+              <w:t>R$ ________</w:t>
             </w:r>
           </w:p>
         </w:tc>
@@ -3841,7 +3841,7 @@
                 <w:sz w:val="20"/>
                 <w:szCs w:val="20"/>
               </w:rPr>
-              <w:t>R$ 79,00</w:t>
+              <w:t>R$ ________</w:t>
             </w:r>
           </w:p>
         </w:tc>
@@ -3948,7 +3948,7 @@
                 <w:sz w:val="20"/>
                 <w:szCs w:val="20"/>
               </w:rPr>
-              <w:t>R$ 79,00</w:t>
+              <w:t>R$ ________</w:t>
             </w:r>
           </w:p>
         </w:tc>
@@ -4052,7 +4052,7 @@
                 <w:sz w:val="20"/>
                 <w:szCs w:val="20"/>
               </w:rPr>
-              <w:t>R$ 79,00</w:t>
+              <w:t>R$ ________</w:t>
             </w:r>
           </w:p>
         </w:tc>
@@ -4159,7 +4159,7 @@
                 <w:sz w:val="20"/>
                 <w:szCs w:val="20"/>
               </w:rPr>
-              <w:t>R$ 79,00</w:t>
+              <w:t>R$ ________</w:t>
             </w:r>
           </w:p>
         </w:tc>
@@ -4263,7 +4263,7 @@
                 <w:sz w:val="20"/>
                 <w:szCs w:val="20"/>
               </w:rPr>
-              <w:t>R$ 79,00</w:t>
+              <w:t>R$ ________</w:t>
             </w:r>
           </w:p>
         </w:tc>
@@ -4370,7 +4370,7 @@
                 <w:sz w:val="20"/>
                 <w:szCs w:val="20"/>
               </w:rPr>
-              <w:t>R$ 79,00</w:t>
+              <w:t>R$ ________</w:t>
             </w:r>
           </w:p>
         </w:tc>
@@ -4474,7 +4474,7 @@
                 <w:sz w:val="20"/>
                 <w:szCs w:val="20"/>
               </w:rPr>
-              <w:t>R$ 79,00</w:t>
+              <w:t>R$ ________</w:t>
             </w:r>
           </w:p>
         </w:tc>
@@ -4581,7 +4581,7 @@
                 <w:sz w:val="20"/>
                 <w:szCs w:val="20"/>
               </w:rPr>
-              <w:t>R$ 79,00</w:t>
+              <w:t>R$ ________</w:t>
             </w:r>
           </w:p>
         </w:tc>
@@ -4685,7 +4685,7 @@
                 <w:sz w:val="20"/>
                 <w:szCs w:val="20"/>
               </w:rPr>
-              <w:t>R$ 79,00</w:t>
+              <w:t>R$ ________</w:t>
             </w:r>
           </w:p>
         </w:tc>
@@ -4792,7 +4792,7 @@
                 <w:sz w:val="20"/>
                 <w:szCs w:val="20"/>
               </w:rPr>
-              <w:t>R$ 79,00</w:t>
+              <w:t>R$ ________</w:t>
             </w:r>
           </w:p>
         </w:tc>
@@ -4894,7 +4894,7 @@
                 <w:sz w:val="20"/>
                 <w:szCs w:val="20"/>
               </w:rPr>
-              <w:t>R$ 79,00</w:t>
+              <w:t>R$ ________</w:t>
             </w:r>
           </w:p>
         </w:tc>
@@ -4999,7 +4999,7 @@
                 <w:sz w:val="20"/>
                 <w:szCs w:val="20"/>
               </w:rPr>
-              <w:t>R$ 79,00</w:t>
+              <w:t>R$ ________</w:t>
             </w:r>
           </w:p>
         </w:tc>
@@ -5101,7 +5101,7 @@
                 <w:sz w:val="20"/>
                 <w:szCs w:val="20"/>
               </w:rPr>
-              <w:t>R$ 79,00</w:t>
+              <w:t>R$ ________</w:t>
             </w:r>
           </w:p>
         </w:tc>
@@ -5206,7 +5206,7 @@
                 <w:sz w:val="20"/>
                 <w:szCs w:val="20"/>
               </w:rPr>
-              <w:t>R$ 79,00</w:t>
+              <w:t>R$ ________</w:t>
             </w:r>
           </w:p>
         </w:tc>
@@ -5308,7 +5308,7 @@
                 <w:sz w:val="20"/>
                 <w:szCs w:val="20"/>
               </w:rPr>
-              <w:t>R$ 79,00</w:t>
+              <w:t>R$ ________</w:t>
             </w:r>
           </w:p>
         </w:tc>
@@ -5413,7 +5413,7 @@
                 <w:sz w:val="20"/>
                 <w:szCs w:val="20"/>
               </w:rPr>
-              <w:t>R$ 79,00</w:t>
+              <w:t>R$ ________</w:t>
             </w:r>
           </w:p>
         </w:tc>
@@ -5515,7 +5515,7 @@
                 <w:sz w:val="20"/>
                 <w:szCs w:val="20"/>
               </w:rPr>
-              <w:t>R$ 79,00</w:t>
+              <w:t>R$ ________</w:t>
             </w:r>
           </w:p>
         </w:tc>
@@ -5620,7 +5620,7 @@
                 <w:sz w:val="20"/>
                 <w:szCs w:val="20"/>
               </w:rPr>
-              <w:t>R$ 79,00</w:t>
+              <w:t>R$ ________</w:t>
             </w:r>
           </w:p>
         </w:tc>
@@ -5722,7 +5722,7 @@
                 <w:sz w:val="20"/>
                 <w:szCs w:val="20"/>
               </w:rPr>
-              <w:t>R$ 79,00</w:t>
+              <w:t>R$ ________</w:t>
             </w:r>
           </w:p>
         </w:tc>
@@ -5827,7 +5827,7 @@
                 <w:sz w:val="20"/>
                 <w:szCs w:val="20"/>
               </w:rPr>
-              <w:t>R$ 79,00</w:t>
+              <w:t>R$ ________</w:t>
             </w:r>
           </w:p>
         </w:tc>
@@ -5929,7 +5929,7 @@
                 <w:sz w:val="20"/>
                 <w:szCs w:val="20"/>
               </w:rPr>
-              <w:t>R$ 79,00</w:t>
+              <w:t>R$ ________</w:t>
             </w:r>
           </w:p>
         </w:tc>
@@ -6034,7 +6034,7 @@
                 <w:sz w:val="20"/>
                 <w:szCs w:val="20"/>
               </w:rPr>
-              <w:t>R$ 79,00</w:t>
+              <w:t>R$ ________</w:t>
             </w:r>
           </w:p>
         </w:tc>
@@ -6136,7 +6136,7 @@
                 <w:sz w:val="20"/>
                 <w:szCs w:val="20"/>
               </w:rPr>
-              <w:t>R$ 79,00</w:t>
+              <w:t>R$ ________</w:t>
             </w:r>
           </w:p>
         </w:tc>
@@ -6241,7 +6241,7 @@
                 <w:sz w:val="20"/>
                 <w:szCs w:val="20"/>
               </w:rPr>
-              <w:t>R$ 79,00</w:t>
+              <w:t>R$ ________</w:t>
             </w:r>
           </w:p>
         </w:tc>
@@ -6343,7 +6343,7 @@
                 <w:sz w:val="20"/>
                 <w:szCs w:val="20"/>
               </w:rPr>
-              <w:t>R$ 79,00</w:t>
+              <w:t>R$ ________</w:t>
             </w:r>
           </w:p>
         </w:tc>
@@ -6448,7 +6448,7 @@
                 <w:sz w:val="20"/>
                 <w:szCs w:val="20"/>
               </w:rPr>
-              <w:t>R$ 79,00</w:t>
+              <w:t>R$ ________</w:t>
             </w:r>
           </w:p>
         </w:tc>
@@ -6550,7 +6550,7 @@
                 <w:sz w:val="20"/>
                 <w:szCs w:val="20"/>
               </w:rPr>
-              <w:t>R$ 79,00</w:t>
+              <w:t>R$ ________</w:t>
             </w:r>
           </w:p>
         </w:tc>
@@ -6655,7 +6655,7 @@
                 <w:sz w:val="20"/>
                 <w:szCs w:val="20"/>
               </w:rPr>
-              <w:t>R$ 79,00</w:t>
+              <w:t>R$ ________</w:t>
             </w:r>
           </w:p>
         </w:tc>
@@ -6757,7 +6757,7 @@
                 <w:sz w:val="20"/>
                 <w:szCs w:val="20"/>
               </w:rPr>
-              <w:t>R$ 79,00</w:t>
+              <w:t>R$ ________</w:t>
             </w:r>
           </w:p>
         </w:tc>
@@ -6862,7 +6862,7 @@
                 <w:sz w:val="20"/>
                 <w:szCs w:val="20"/>
               </w:rPr>
-              <w:t>R$ 79,00</w:t>
+              <w:t>R$ ________</w:t>
             </w:r>
           </w:p>
         </w:tc>
@@ -6965,7 +6965,7 @@
                 <w:sz w:val="20"/>
                 <w:szCs w:val="20"/>
               </w:rPr>
-              <w:t>R$ 79,00</w:t>
+              <w:t>R$ ________</w:t>
             </w:r>
           </w:p>
         </w:tc>
@@ -7070,7 +7070,7 @@
                 <w:sz w:val="20"/>
                 <w:szCs w:val="20"/>
               </w:rPr>
-              <w:t>R$ 79,00</w:t>
+              <w:t>R$ ________</w:t>
             </w:r>
           </w:p>
         </w:tc>
@@ -7172,7 +7172,7 @@
                 <w:sz w:val="20"/>
                 <w:szCs w:val="20"/>
               </w:rPr>
-              <w:t>R$ 79,00</w:t>
+              <w:t>R$ ________</w:t>
             </w:r>
           </w:p>
         </w:tc>
@@ -7277,7 +7277,7 @@
                 <w:sz w:val="20"/>
                 <w:szCs w:val="20"/>
               </w:rPr>
-              <w:t>R$ 79,00</w:t>
+              <w:t>R$ ________</w:t>
             </w:r>
           </w:p>
         </w:tc>
@@ -7379,7 +7379,7 @@
                 <w:sz w:val="20"/>
                 <w:szCs w:val="20"/>
               </w:rPr>
-              <w:t>R$ 79,00</w:t>
+              <w:t>R$ ________</w:t>
             </w:r>
           </w:p>
         </w:tc>
@@ -7484,7 +7484,7 @@
                 <w:sz w:val="20"/>
                 <w:szCs w:val="20"/>
               </w:rPr>
-              <w:t>R$ 79,00</w:t>
+              <w:t>R$ ________</w:t>
             </w:r>
           </w:p>
         </w:tc>
@@ -7586,7 +7586,7 @@
                 <w:sz w:val="20"/>
                 <w:szCs w:val="20"/>
               </w:rPr>
-              <w:t>R$ 79,00</w:t>
+              <w:t>R$ ________</w:t>
             </w:r>
           </w:p>
         </w:tc>
@@ -7691,7 +7691,7 @@
                 <w:sz w:val="20"/>
                 <w:szCs w:val="20"/>
               </w:rPr>
-              <w:t>R$ 79,00</w:t>
+              <w:t>R$ ________</w:t>
             </w:r>
           </w:p>
         </w:tc>
@@ -7793,7 +7793,7 @@
                 <w:sz w:val="20"/>
                 <w:szCs w:val="20"/>
               </w:rPr>
-              <w:t>R$ 79,00</w:t>
+              <w:t>R$ ________</w:t>
             </w:r>
           </w:p>
         </w:tc>
@@ -7898,7 +7898,7 @@
                 <w:sz w:val="20"/>
                 <w:szCs w:val="20"/>
               </w:rPr>
-              <w:t>R$ 79,00</w:t>
+              <w:t>R$ ________</w:t>
             </w:r>
           </w:p>
         </w:tc>
@@ -8000,7 +8000,7 @@
                 <w:sz w:val="20"/>
                 <w:szCs w:val="20"/>
               </w:rPr>
-              <w:t>R$ 79,00</w:t>
+              <w:t>R$ ________</w:t>
             </w:r>
           </w:p>
         </w:tc>
@@ -8105,7 +8105,7 @@
                 <w:sz w:val="20"/>
                 <w:szCs w:val="20"/>
               </w:rPr>
-              <w:t>R$ 79,00</w:t>
+              <w:t>R$ ________</w:t>
             </w:r>
           </w:p>
         </w:tc>
@@ -8207,7 +8207,7 @@
                 <w:sz w:val="20"/>
                 <w:szCs w:val="20"/>
               </w:rPr>
-              <w:t>R$ 79,00</w:t>
+              <w:t>R$ ________</w:t>
             </w:r>
           </w:p>
         </w:tc>
@@ -8312,7 +8312,7 @@
                 <w:sz w:val="20"/>
                 <w:szCs w:val="20"/>
               </w:rPr>
-              <w:t>R$ 79,00</w:t>
+              <w:t>R$ ________</w:t>
             </w:r>
           </w:p>
         </w:tc>
@@ -8414,7 +8414,7 @@
                 <w:sz w:val="20"/>
                 <w:szCs w:val="20"/>
               </w:rPr>
-              <w:t>R$ 79,00</w:t>
+              <w:t>R$ ________</w:t>
             </w:r>
           </w:p>
         </w:tc>
@@ -8519,7 +8519,7 @@
                 <w:sz w:val="20"/>
                 <w:szCs w:val="20"/>
               </w:rPr>
-              <w:t>R$ 79,00</w:t>
+              <w:t>R$ ________</w:t>
             </w:r>
           </w:p>
         </w:tc>
@@ -8621,7 +8621,7 @@
                 <w:sz w:val="20"/>
                 <w:szCs w:val="20"/>
               </w:rPr>
-              <w:t>R$ 79,00</w:t>
+              <w:t>R$ ________</w:t>
             </w:r>
           </w:p>
         </w:tc>
@@ -8726,7 +8726,7 @@
                 <w:sz w:val="20"/>
                 <w:szCs w:val="20"/>
               </w:rPr>
-              <w:t>R$ 79,00</w:t>
+              <w:t>R$ ________</w:t>
             </w:r>
           </w:p>
         </w:tc>
@@ -8828,7 +8828,7 @@
                 <w:sz w:val="20"/>
                 <w:szCs w:val="20"/>
               </w:rPr>
-              <w:t>R$ 79,00</w:t>
+              <w:t>R$ ________</w:t>
             </w:r>
           </w:p>
         </w:tc>
@@ -8933,7 +8933,7 @@
                 <w:sz w:val="20"/>
                 <w:szCs w:val="20"/>
               </w:rPr>
-              <w:t>R$ 79,00</w:t>
+              <w:t>R$ ________</w:t>
             </w:r>
           </w:p>
         </w:tc>
@@ -9035,7 +9035,7 @@
                 <w:sz w:val="20"/>
                 <w:szCs w:val="20"/>
               </w:rPr>
-              <w:t>R$ 79,00</w:t>
+              <w:t>R$ ________</w:t>
             </w:r>
           </w:p>
         </w:tc>
@@ -9140,7 +9140,7 @@
                 <w:sz w:val="20"/>
                 <w:szCs w:val="20"/>
               </w:rPr>
-              <w:t>R$ 79,00</w:t>
+              <w:t>R$ ________</w:t>
             </w:r>
           </w:p>
         </w:tc>
@@ -9242,7 +9242,7 @@
                 <w:sz w:val="20"/>
                 <w:szCs w:val="20"/>
               </w:rPr>
-              <w:t>R$ 79,00</w:t>
+              <w:t>R$ ________</w:t>
             </w:r>
           </w:p>
         </w:tc>
@@ -9349,7 +9349,7 @@
                 <w:sz w:val="20"/>
                 <w:szCs w:val="20"/>
               </w:rPr>
-              <w:t>R$ 79,00</w:t>
+              <w:t>R$ ________</w:t>
             </w:r>
           </w:p>
         </w:tc>
@@ -9451,7 +9451,7 @@
                 <w:sz w:val="20"/>
                 <w:szCs w:val="20"/>
               </w:rPr>
-              <w:t>R$ 79,00</w:t>
+              <w:t>R$ ________</w:t>
             </w:r>
           </w:p>
         </w:tc>
@@ -9556,7 +9556,7 @@
                 <w:sz w:val="20"/>
                 <w:szCs w:val="20"/>
               </w:rPr>
-              <w:t>R$ 79,00</w:t>
+              <w:t>R$ ________</w:t>
             </w:r>
           </w:p>
         </w:tc>
@@ -9658,7 +9658,7 @@
                 <w:sz w:val="20"/>
                 <w:szCs w:val="20"/>
               </w:rPr>
-              <w:t>R$ 79,00</w:t>
+              <w:t>R$ ________</w:t>
             </w:r>
           </w:p>
         </w:tc>
@@ -9763,7 +9763,7 @@
                 <w:sz w:val="20"/>
                 <w:szCs w:val="20"/>
               </w:rPr>
-              <w:t>R$ 79,00</w:t>
+              <w:t>R$ ________</w:t>
             </w:r>
           </w:p>
         </w:tc>
@@ -9865,7 +9865,7 @@
                 <w:sz w:val="20"/>
                 <w:szCs w:val="20"/>
               </w:rPr>
-              <w:t>R$ 79,00</w:t>
+              <w:t>R$ ________</w:t>
             </w:r>
           </w:p>
         </w:tc>
@@ -9972,7 +9972,7 @@
                 <w:sz w:val="20"/>
                 <w:szCs w:val="20"/>
               </w:rPr>
-              <w:t>R$ 79,00</w:t>
+              <w:t>R$ ________</w:t>
             </w:r>
           </w:p>
         </w:tc>
@@ -12461,7 +12461,7 @@
           <w:bCs/>
           <w:lang w:val="pt-BR"/>
         </w:rPr>
-        <w:t>628864912</w:t>
+        <w:t>________</w:t>
       </w:r>
       <w:r>
         <w:rPr>
@@ -12963,7 +12963,7 @@
           <w:bCs/>
           <w:lang w:val="pt-BR"/>
         </w:rPr>
-        <w:t>628864912</w:t>
+        <w:t>________</w:t>
       </w:r>
       <w:r>
         <w:rPr>
@@ -13166,7 +13166,7 @@
           <w:bCs/>
           <w:lang w:val="pt-BR"/>
         </w:rPr>
-        <w:t>628864912</w:t>
+        <w:t>________</w:t>
       </w:r>
       <w:r>
         <w:rPr>
@@ -13965,7 +13965,7 @@
           <w:bCs/>
           <w:lang w:val="pt-BR"/>
         </w:rPr>
-        <w:t>dezembro de 2020 e janeiro de 2026</w:t>
+        <w:t>________ e janeiro de 2026</w:t>
       </w:r>
       <w:r>
         <w:rPr>
@@ -14544,7 +14544,7 @@
           <w:bCs/>
           <w:lang w:val="pt-BR"/>
         </w:rPr>
-        <w:t>dezembro de 2020 a janeiro de 2026</w:t>
+        <w:t>________ a janeiro de 2026</w:t>
       </w:r>
       <w:r>
         <w:rPr>
@@ -14890,7 +14890,7 @@
           <w:bCs/>
           <w:lang w:val="pt-BR"/>
         </w:rPr>
-        <w:t>dezembro de 2020 e janeiro de 2026</w:t>
+        <w:t>________ e janeiro de 2026</w:t>
       </w:r>
       <w:r>
         <w:rPr>
@@ -19411,7 +19411,7 @@
           <w:bCs/>
           <w:lang w:val="pt-BR"/>
         </w:rPr>
-        <w:t xml:space="preserve"> dezembro de 2020 a janeiro de 2026</w:t>
+        <w:t xml:space="preserve"> ________ a janeiro de 2026</w:t>
       </w:r>
       <w:r>
         <w:rPr>
@@ -20114,7 +20114,7 @@
           <w:rFonts w:cs="Calibri"/>
           <w:bCs/>
         </w:rPr>
-        <w:t>Contracheques do período de dezembro de 2020 a janeiro de 2026.</w:t>
+        <w:t>Contracheques do período de ________ a janeiro de 2026.</w:t>
       </w:r>
     </w:p>
     <w:sectPr>
